--- a/Tai_Lieu_Huong_Dan_Cai_Dat.docx
+++ b/Tai_Lieu_Huong_Dan_Cai_Dat.docx
@@ -656,7 +656,7 @@
         <w:br/>
         <w:t>vercel link --yes</w:t>
         <w:br/>
-        <w:t>vercel env add VITE_API_URL production --value "https://medassist-production-3ab6.up.railway.app" --yes</w:t>
+        <w:t>vercel env add VITE_API_URL production --value "https://medassist-production-3ab6.up.railway.app/api/v1" --yes</w:t>
         <w:br/>
         <w:t>vercel env add VITE_APP_NAME production --value "MedAssist AI" --yes</w:t>
         <w:br/>
